--- a/Feinplanung_Minilektion_Tim_Fuchs.docx
+++ b/Feinplanung_Minilektion_Tim_Fuchs.docx
@@ -50,7 +50,7 @@
           <w:sz w:val="22"/>
         </w:rPr>
         <w:tab/>
-        <w:t>xxx</w:t>
+        <w:t>Tim Fuchs</w:t>
       </w:r>
     </w:p>
     <w:p>
@@ -81,8 +81,17 @@
           <w:sz w:val="22"/>
         </w:rPr>
         <w:tab/>
-        <w:t>xxx</w:t>
-      </w:r>
+        <w:t xml:space="preserve">SVEB-Zertifikat </w:t>
+      </w:r>
+      <w:proofErr w:type="spellStart"/>
+      <w:r>
+        <w:rPr>
+          <w:rFonts w:ascii="Arial" w:hAnsi="Arial" w:cs="Arial"/>
+          <w:sz w:val="22"/>
+        </w:rPr>
+        <w:t>Kursleiter:in</w:t>
+      </w:r>
+      <w:proofErr w:type="spellEnd"/>
     </w:p>
     <w:p>
       <w:pPr>
@@ -112,7 +121,7 @@
           <w:sz w:val="22"/>
         </w:rPr>
         <w:tab/>
-        <w:t>xxx</w:t>
+        <w:t>Meine eigene Website mit Google AI Studio erstellen</w:t>
       </w:r>
     </w:p>
     <w:p>
@@ -143,7 +152,79 @@
           <w:sz w:val="22"/>
         </w:rPr>
         <w:tab/>
-        <w:t>Die Teilnehmenden xxx</w:t>
+        <w:t>Die Teilnehmenden können (1) erklären, was Google AI Studio ist, und zwei Beispiele nennen, was man damit bauen kann</w:t>
+      </w:r>
+      <w:r>
+        <w:rPr>
+          <w:rFonts w:ascii="Arial" w:hAnsi="Arial" w:cs="Arial"/>
+          <w:sz w:val="22"/>
+        </w:rPr>
+        <w:t xml:space="preserve">, </w:t>
+      </w:r>
+      <w:r>
+        <w:rPr>
+          <w:rFonts w:ascii="Arial" w:hAnsi="Arial" w:cs="Arial"/>
+          <w:sz w:val="22"/>
+        </w:rPr>
+        <w:t>(2) mit dem Prompt-Baukasten einen strukturierten Website-Auftrag zu ihrem Thema zusammenstellen</w:t>
+      </w:r>
+      <w:r>
+        <w:rPr>
+          <w:rFonts w:ascii="Arial" w:hAnsi="Arial" w:cs="Arial"/>
+          <w:sz w:val="22"/>
+        </w:rPr>
+        <w:t xml:space="preserve"> und</w:t>
+      </w:r>
+      <w:r>
+        <w:rPr>
+          <w:rFonts w:ascii="Arial" w:hAnsi="Arial" w:cs="Arial"/>
+          <w:sz w:val="22"/>
+        </w:rPr>
+        <w:t xml:space="preserve"> (3) diesen Prompt in Google AI Studio einfügen und </w:t>
+      </w:r>
+      <w:proofErr w:type="gramStart"/>
+      <w:r>
+        <w:rPr>
+          <w:rFonts w:ascii="Arial" w:hAnsi="Arial" w:cs="Arial"/>
+          <w:sz w:val="22"/>
+        </w:rPr>
+        <w:t>eine</w:t>
+      </w:r>
+      <w:r>
+        <w:rPr>
+          <w:rFonts w:ascii="Arial" w:hAnsi="Arial" w:cs="Arial"/>
+          <w:sz w:val="22"/>
+        </w:rPr>
+        <w:t>n</w:t>
+      </w:r>
+      <w:r>
+        <w:rPr>
+          <w:rFonts w:ascii="Arial" w:hAnsi="Arial" w:cs="Arial"/>
+          <w:sz w:val="22"/>
+        </w:rPr>
+        <w:t xml:space="preserve"> erste</w:t>
+      </w:r>
+      <w:r>
+        <w:rPr>
+          <w:rFonts w:ascii="Arial" w:hAnsi="Arial" w:cs="Arial"/>
+          <w:sz w:val="22"/>
+        </w:rPr>
+        <w:t>n Prototypen</w:t>
+      </w:r>
+      <w:proofErr w:type="gramEnd"/>
+      <w:r>
+        <w:rPr>
+          <w:rFonts w:ascii="Arial" w:hAnsi="Arial" w:cs="Arial"/>
+          <w:sz w:val="22"/>
+        </w:rPr>
+        <w:t xml:space="preserve"> bauen lassen</w:t>
+      </w:r>
+      <w:r>
+        <w:rPr>
+          <w:rFonts w:ascii="Arial" w:hAnsi="Arial" w:cs="Arial"/>
+          <w:sz w:val="22"/>
+        </w:rPr>
+        <w:t>.</w:t>
       </w:r>
     </w:p>
     <w:tbl>
@@ -424,7 +505,7 @@
               <w:rPr>
                 <w:rFonts w:ascii="Arial" w:hAnsi="Arial" w:cs="Arial"/>
               </w:rPr>
-              <w:t>xxx</w:t>
+              <w:t>0–3 Min</w:t>
             </w:r>
           </w:p>
         </w:tc>
@@ -444,7 +525,31 @@
               <w:rPr>
                 <w:rFonts w:ascii="Arial" w:hAnsi="Arial" w:cs="Arial"/>
               </w:rPr>
-              <w:t>xxx</w:t>
+              <w:t>Begrüssung</w:t>
+            </w:r>
+            <w:r>
+              <w:rPr>
+                <w:rFonts w:ascii="Arial" w:hAnsi="Arial" w:cs="Arial"/>
+              </w:rPr>
+              <w:t>,</w:t>
+            </w:r>
+            <w:r>
+              <w:rPr>
+                <w:rFonts w:ascii="Arial" w:hAnsi="Arial" w:cs="Arial"/>
+              </w:rPr>
+              <w:t xml:space="preserve"> Einstiegsfrage</w:t>
+            </w:r>
+            <w:r>
+              <w:rPr>
+                <w:rFonts w:ascii="Arial" w:hAnsi="Arial" w:cs="Arial"/>
+              </w:rPr>
+              <w:t>,</w:t>
+            </w:r>
+            <w:r>
+              <w:rPr>
+                <w:rFonts w:ascii="Arial" w:hAnsi="Arial" w:cs="Arial"/>
+              </w:rPr>
+              <w:t xml:space="preserve"> Thema, Lernziele und Ablauf transparent machen</w:t>
             </w:r>
           </w:p>
         </w:tc>
@@ -464,7 +569,7 @@
               <w:rPr>
                 <w:rFonts w:ascii="Arial" w:hAnsi="Arial" w:cs="Arial"/>
               </w:rPr>
-              <w:t>xxx</w:t>
+              <w:t>Lehrgespräch, Impulsfrage (Plenum)</w:t>
             </w:r>
           </w:p>
         </w:tc>
@@ -484,7 +589,7 @@
               <w:rPr>
                 <w:rFonts w:ascii="Arial" w:hAnsi="Arial" w:cs="Arial"/>
               </w:rPr>
-              <w:t>xxx</w:t>
+              <w:t>Zielplakat / Folie</w:t>
             </w:r>
           </w:p>
         </w:tc>
@@ -504,7 +609,525 @@
               <w:rPr>
                 <w:rFonts w:ascii="Arial" w:hAnsi="Arial" w:cs="Arial"/>
               </w:rPr>
-              <w:t>xxx</w:t>
+              <w:t>A – Ausrichten</w:t>
+            </w:r>
+          </w:p>
+        </w:tc>
+      </w:tr>
+      <w:tr>
+        <w:tc>
+          <w:tcPr>
+            <w:tcW w:w="1531" w:type="dxa"/>
+          </w:tcPr>
+          <w:p>
+            <w:pPr>
+              <w:spacing w:line="288" w:lineRule="auto"/>
+              <w:ind w:right="-1"/>
+              <w:rPr>
+                <w:rFonts w:ascii="Arial" w:hAnsi="Arial" w:cs="Arial"/>
+              </w:rPr>
+            </w:pPr>
+            <w:r>
+              <w:rPr>
+                <w:rFonts w:ascii="Arial" w:hAnsi="Arial" w:cs="Arial"/>
+              </w:rPr>
+              <w:t>3–6 Min</w:t>
+            </w:r>
+          </w:p>
+        </w:tc>
+        <w:tc>
+          <w:tcPr>
+            <w:tcW w:w="4026" w:type="dxa"/>
+          </w:tcPr>
+          <w:p>
+            <w:pPr>
+              <w:spacing w:line="288" w:lineRule="auto"/>
+              <w:ind w:right="-1"/>
+              <w:rPr>
+                <w:rFonts w:ascii="Arial" w:hAnsi="Arial" w:cs="Arial"/>
+              </w:rPr>
+            </w:pPr>
+            <w:r>
+              <w:rPr>
+                <w:rFonts w:ascii="Arial" w:hAnsi="Arial" w:cs="Arial"/>
+              </w:rPr>
+              <w:t>An KI-Erfahrung anknüpfen (Handzeichen)</w:t>
+            </w:r>
+            <w:r>
+              <w:rPr>
+                <w:rFonts w:ascii="Arial" w:hAnsi="Arial" w:cs="Arial"/>
+              </w:rPr>
+              <w:t>,</w:t>
+            </w:r>
+            <w:r>
+              <w:rPr>
+                <w:rFonts w:ascii="Arial" w:hAnsi="Arial" w:cs="Arial"/>
+              </w:rPr>
+              <w:t xml:space="preserve"> Brücke: KI baut ganze Websites</w:t>
+            </w:r>
+          </w:p>
+        </w:tc>
+        <w:tc>
+          <w:tcPr>
+            <w:tcW w:w="4026" w:type="dxa"/>
+          </w:tcPr>
+          <w:p>
+            <w:pPr>
+              <w:spacing w:line="288" w:lineRule="auto"/>
+              <w:ind w:right="-1"/>
+              <w:rPr>
+                <w:rFonts w:ascii="Arial" w:hAnsi="Arial" w:cs="Arial"/>
+              </w:rPr>
+            </w:pPr>
+            <w:r>
+              <w:rPr>
+                <w:rFonts w:ascii="Arial" w:hAnsi="Arial" w:cs="Arial"/>
+              </w:rPr>
+              <w:t>Aktivierende Fragen (Plenum)</w:t>
+            </w:r>
+          </w:p>
+        </w:tc>
+        <w:tc>
+          <w:tcPr>
+            <w:tcW w:w="4026" w:type="dxa"/>
+          </w:tcPr>
+          <w:p>
+            <w:pPr>
+              <w:spacing w:line="288" w:lineRule="auto"/>
+              <w:ind w:right="-1"/>
+              <w:rPr>
+                <w:rFonts w:ascii="Arial" w:hAnsi="Arial" w:cs="Arial"/>
+              </w:rPr>
+            </w:pPr>
+            <w:proofErr w:type="spellStart"/>
+            <w:r>
+              <w:rPr>
+                <w:rFonts w:ascii="Arial" w:hAnsi="Arial" w:cs="Arial"/>
+              </w:rPr>
+              <w:t>Beamer</w:t>
+            </w:r>
+            <w:proofErr w:type="spellEnd"/>
+          </w:p>
+        </w:tc>
+        <w:tc>
+          <w:tcPr>
+            <w:tcW w:w="1531" w:type="dxa"/>
+          </w:tcPr>
+          <w:p>
+            <w:pPr>
+              <w:spacing w:line="288" w:lineRule="auto"/>
+              <w:ind w:right="-1"/>
+              <w:rPr>
+                <w:rFonts w:ascii="Arial" w:hAnsi="Arial" w:cs="Arial"/>
+              </w:rPr>
+            </w:pPr>
+            <w:r>
+              <w:rPr>
+                <w:rFonts w:ascii="Arial" w:hAnsi="Arial" w:cs="Arial"/>
+              </w:rPr>
+              <w:t>R – Reaktivieren</w:t>
+            </w:r>
+          </w:p>
+        </w:tc>
+      </w:tr>
+      <w:tr>
+        <w:tc>
+          <w:tcPr>
+            <w:tcW w:w="1531" w:type="dxa"/>
+          </w:tcPr>
+          <w:p>
+            <w:pPr>
+              <w:spacing w:line="288" w:lineRule="auto"/>
+              <w:ind w:right="-1"/>
+              <w:rPr>
+                <w:rFonts w:ascii="Arial" w:hAnsi="Arial" w:cs="Arial"/>
+              </w:rPr>
+            </w:pPr>
+            <w:r>
+              <w:rPr>
+                <w:rFonts w:ascii="Arial" w:hAnsi="Arial" w:cs="Arial"/>
+              </w:rPr>
+              <w:t>6–11 Min</w:t>
+            </w:r>
+          </w:p>
+        </w:tc>
+        <w:tc>
+          <w:tcPr>
+            <w:tcW w:w="4026" w:type="dxa"/>
+          </w:tcPr>
+          <w:p>
+            <w:pPr>
+              <w:spacing w:line="288" w:lineRule="auto"/>
+              <w:ind w:right="-1"/>
+              <w:rPr>
+                <w:rFonts w:ascii="Arial" w:hAnsi="Arial" w:cs="Arial"/>
+              </w:rPr>
+            </w:pPr>
+            <w:r>
+              <w:rPr>
+                <w:rFonts w:ascii="Arial" w:hAnsi="Arial" w:cs="Arial"/>
+              </w:rPr>
+              <w:t>Was ist Google AI Studio</w:t>
+            </w:r>
+            <w:r>
+              <w:rPr>
+                <w:rFonts w:ascii="Arial" w:hAnsi="Arial" w:cs="Arial"/>
+              </w:rPr>
+              <w:t>,</w:t>
+            </w:r>
+            <w:r>
+              <w:rPr>
+                <w:rFonts w:ascii="Arial" w:hAnsi="Arial" w:cs="Arial"/>
+              </w:rPr>
+              <w:t xml:space="preserve"> Prinzip „guter Auftrag = gutes Ergebnis“</w:t>
+            </w:r>
+            <w:r>
+              <w:rPr>
+                <w:rFonts w:ascii="Arial" w:hAnsi="Arial" w:cs="Arial"/>
+              </w:rPr>
+              <w:t>,</w:t>
+            </w:r>
+            <w:r>
+              <w:rPr>
+                <w:rFonts w:ascii="Arial" w:hAnsi="Arial" w:cs="Arial"/>
+              </w:rPr>
+              <w:t xml:space="preserve"> kurze Live-Demo</w:t>
+            </w:r>
+            <w:r>
+              <w:rPr>
+                <w:rFonts w:ascii="Arial" w:hAnsi="Arial" w:cs="Arial"/>
+              </w:rPr>
+              <w:t>,</w:t>
+            </w:r>
+            <w:r>
+              <w:rPr>
+                <w:rFonts w:ascii="Arial" w:hAnsi="Arial" w:cs="Arial"/>
+              </w:rPr>
+              <w:t xml:space="preserve"> Baukasten vorstellen</w:t>
+            </w:r>
+          </w:p>
+        </w:tc>
+        <w:tc>
+          <w:tcPr>
+            <w:tcW w:w="4026" w:type="dxa"/>
+          </w:tcPr>
+          <w:p>
+            <w:pPr>
+              <w:spacing w:line="288" w:lineRule="auto"/>
+              <w:ind w:right="-1"/>
+              <w:rPr>
+                <w:rFonts w:ascii="Arial" w:hAnsi="Arial" w:cs="Arial"/>
+              </w:rPr>
+            </w:pPr>
+            <w:r>
+              <w:rPr>
+                <w:rFonts w:ascii="Arial" w:hAnsi="Arial" w:cs="Arial"/>
+              </w:rPr>
+              <w:t>Kurzinput + Demonstration</w:t>
+            </w:r>
+          </w:p>
+        </w:tc>
+        <w:tc>
+          <w:tcPr>
+            <w:tcW w:w="4026" w:type="dxa"/>
+          </w:tcPr>
+          <w:p>
+            <w:pPr>
+              <w:spacing w:line="288" w:lineRule="auto"/>
+              <w:ind w:right="-1"/>
+              <w:rPr>
+                <w:rFonts w:ascii="Arial" w:hAnsi="Arial" w:cs="Arial"/>
+              </w:rPr>
+            </w:pPr>
+            <w:proofErr w:type="spellStart"/>
+            <w:r>
+              <w:rPr>
+                <w:rFonts w:ascii="Arial" w:hAnsi="Arial" w:cs="Arial"/>
+              </w:rPr>
+              <w:t>Beamer</w:t>
+            </w:r>
+            <w:proofErr w:type="spellEnd"/>
+            <w:r>
+              <w:rPr>
+                <w:rFonts w:ascii="Arial" w:hAnsi="Arial" w:cs="Arial"/>
+              </w:rPr>
+              <w:t>, Prompt-Baukasten, QR-Code</w:t>
+            </w:r>
+          </w:p>
+        </w:tc>
+        <w:tc>
+          <w:tcPr>
+            <w:tcW w:w="1531" w:type="dxa"/>
+          </w:tcPr>
+          <w:p>
+            <w:pPr>
+              <w:spacing w:line="288" w:lineRule="auto"/>
+              <w:ind w:right="-1"/>
+              <w:rPr>
+                <w:rFonts w:ascii="Arial" w:hAnsi="Arial" w:cs="Arial"/>
+              </w:rPr>
+            </w:pPr>
+            <w:r>
+              <w:rPr>
+                <w:rFonts w:ascii="Arial" w:hAnsi="Arial" w:cs="Arial"/>
+              </w:rPr>
+              <w:t>I – Informieren</w:t>
+            </w:r>
+          </w:p>
+        </w:tc>
+      </w:tr>
+      <w:tr>
+        <w:tc>
+          <w:tcPr>
+            <w:tcW w:w="1531" w:type="dxa"/>
+          </w:tcPr>
+          <w:p>
+            <w:pPr>
+              <w:spacing w:line="288" w:lineRule="auto"/>
+              <w:ind w:right="-1"/>
+              <w:rPr>
+                <w:rFonts w:ascii="Arial" w:hAnsi="Arial" w:cs="Arial"/>
+              </w:rPr>
+            </w:pPr>
+            <w:r>
+              <w:rPr>
+                <w:rFonts w:ascii="Arial" w:hAnsi="Arial" w:cs="Arial"/>
+              </w:rPr>
+              <w:t>11–19 Min</w:t>
+            </w:r>
+          </w:p>
+        </w:tc>
+        <w:tc>
+          <w:tcPr>
+            <w:tcW w:w="4026" w:type="dxa"/>
+          </w:tcPr>
+          <w:p>
+            <w:pPr>
+              <w:spacing w:line="288" w:lineRule="auto"/>
+              <w:ind w:right="-1"/>
+              <w:rPr>
+                <w:rFonts w:ascii="Arial" w:hAnsi="Arial" w:cs="Arial"/>
+              </w:rPr>
+            </w:pPr>
+            <w:r>
+              <w:rPr>
+                <w:rFonts w:ascii="Arial" w:hAnsi="Arial" w:cs="Arial"/>
+              </w:rPr>
+              <w:t>Eigenen Prompt im Baukasten bauen</w:t>
+            </w:r>
+            <w:r>
+              <w:rPr>
+                <w:rFonts w:ascii="Arial" w:hAnsi="Arial" w:cs="Arial"/>
+              </w:rPr>
+              <w:t>,</w:t>
+            </w:r>
+            <w:r>
+              <w:rPr>
+                <w:rFonts w:ascii="Arial" w:hAnsi="Arial" w:cs="Arial"/>
+              </w:rPr>
+              <w:t xml:space="preserve"> 1–2 zeigen ihre Website live in </w:t>
+            </w:r>
+            <w:proofErr w:type="gramStart"/>
+            <w:r>
+              <w:rPr>
+                <w:rFonts w:ascii="Arial" w:hAnsi="Arial" w:cs="Arial"/>
+              </w:rPr>
+              <w:t>AI Studio</w:t>
+            </w:r>
+            <w:proofErr w:type="gramEnd"/>
+          </w:p>
+        </w:tc>
+        <w:tc>
+          <w:tcPr>
+            <w:tcW w:w="4026" w:type="dxa"/>
+          </w:tcPr>
+          <w:p>
+            <w:pPr>
+              <w:spacing w:line="288" w:lineRule="auto"/>
+              <w:ind w:right="-1"/>
+              <w:rPr>
+                <w:rFonts w:ascii="Arial" w:hAnsi="Arial" w:cs="Arial"/>
+              </w:rPr>
+            </w:pPr>
+            <w:r>
+              <w:rPr>
+                <w:rFonts w:ascii="Arial" w:hAnsi="Arial" w:cs="Arial"/>
+              </w:rPr>
+              <w:t>Einzel-/Partnerarbeit, anschl. Plenums-Demo</w:t>
+            </w:r>
+          </w:p>
+        </w:tc>
+        <w:tc>
+          <w:tcPr>
+            <w:tcW w:w="4026" w:type="dxa"/>
+          </w:tcPr>
+          <w:p>
+            <w:pPr>
+              <w:spacing w:line="288" w:lineRule="auto"/>
+              <w:ind w:right="-1"/>
+              <w:rPr>
+                <w:rFonts w:ascii="Arial" w:hAnsi="Arial" w:cs="Arial"/>
+              </w:rPr>
+            </w:pPr>
+            <w:r>
+              <w:rPr>
+                <w:rFonts w:ascii="Arial" w:hAnsi="Arial" w:cs="Arial"/>
+              </w:rPr>
+              <w:t xml:space="preserve">Geräte der TN, WLAN, Handout, </w:t>
+            </w:r>
+            <w:proofErr w:type="spellStart"/>
+            <w:r>
+              <w:rPr>
+                <w:rFonts w:ascii="Arial" w:hAnsi="Arial" w:cs="Arial"/>
+              </w:rPr>
+              <w:t>Beamer</w:t>
+            </w:r>
+            <w:proofErr w:type="spellEnd"/>
+          </w:p>
+        </w:tc>
+        <w:tc>
+          <w:tcPr>
+            <w:tcW w:w="1531" w:type="dxa"/>
+          </w:tcPr>
+          <w:p>
+            <w:pPr>
+              <w:spacing w:line="288" w:lineRule="auto"/>
+              <w:ind w:right="-1"/>
+              <w:rPr>
+                <w:rFonts w:ascii="Arial" w:hAnsi="Arial" w:cs="Arial"/>
+              </w:rPr>
+            </w:pPr>
+            <w:r>
+              <w:rPr>
+                <w:rFonts w:ascii="Arial" w:hAnsi="Arial" w:cs="Arial"/>
+              </w:rPr>
+              <w:t>V – Verarbeiten</w:t>
+            </w:r>
+          </w:p>
+        </w:tc>
+      </w:tr>
+      <w:tr>
+        <w:tc>
+          <w:tcPr>
+            <w:tcW w:w="1531" w:type="dxa"/>
+          </w:tcPr>
+          <w:p>
+            <w:pPr>
+              <w:spacing w:line="288" w:lineRule="auto"/>
+              <w:ind w:right="-1"/>
+              <w:rPr>
+                <w:rFonts w:ascii="Arial" w:hAnsi="Arial" w:cs="Arial"/>
+              </w:rPr>
+            </w:pPr>
+            <w:r>
+              <w:rPr>
+                <w:rFonts w:ascii="Arial" w:hAnsi="Arial" w:cs="Arial"/>
+              </w:rPr>
+              <w:t>19–23 Min</w:t>
+            </w:r>
+          </w:p>
+        </w:tc>
+        <w:tc>
+          <w:tcPr>
+            <w:tcW w:w="4026" w:type="dxa"/>
+          </w:tcPr>
+          <w:p>
+            <w:pPr>
+              <w:spacing w:line="288" w:lineRule="auto"/>
+              <w:ind w:right="-1"/>
+              <w:rPr>
+                <w:rFonts w:ascii="Arial" w:hAnsi="Arial" w:cs="Arial"/>
+              </w:rPr>
+            </w:pPr>
+            <w:r>
+              <w:rPr>
+                <w:rFonts w:ascii="Arial" w:hAnsi="Arial" w:cs="Arial"/>
+              </w:rPr>
+              <w:t>Drei Schritte + zwei Bau-Beispiele nennen lassen</w:t>
+            </w:r>
+            <w:r>
+              <w:rPr>
+                <w:rFonts w:ascii="Arial" w:hAnsi="Arial" w:cs="Arial"/>
+              </w:rPr>
+              <w:t>,</w:t>
+            </w:r>
+            <w:r>
+              <w:rPr>
+                <w:rFonts w:ascii="Arial" w:hAnsi="Arial" w:cs="Arial"/>
+              </w:rPr>
+              <w:t xml:space="preserve"> Fragen</w:t>
+            </w:r>
+            <w:r>
+              <w:rPr>
+                <w:rFonts w:ascii="Arial" w:hAnsi="Arial" w:cs="Arial"/>
+              </w:rPr>
+              <w:t>,</w:t>
+            </w:r>
+            <w:r>
+              <w:rPr>
+                <w:rFonts w:ascii="Arial" w:hAnsi="Arial" w:cs="Arial"/>
+              </w:rPr>
+              <w:t xml:space="preserve"> Zusammenfassung und Ausblick</w:t>
+            </w:r>
+          </w:p>
+        </w:tc>
+        <w:tc>
+          <w:tcPr>
+            <w:tcW w:w="4026" w:type="dxa"/>
+          </w:tcPr>
+          <w:p>
+            <w:pPr>
+              <w:spacing w:line="288" w:lineRule="auto"/>
+              <w:ind w:right="-1"/>
+              <w:rPr>
+                <w:rFonts w:ascii="Arial" w:hAnsi="Arial" w:cs="Arial"/>
+              </w:rPr>
+            </w:pPr>
+            <w:r>
+              <w:rPr>
+                <w:rFonts w:ascii="Arial" w:hAnsi="Arial" w:cs="Arial"/>
+              </w:rPr>
+              <w:t>Murmelrunde, Plenum</w:t>
+            </w:r>
+          </w:p>
+        </w:tc>
+        <w:tc>
+          <w:tcPr>
+            <w:tcW w:w="4026" w:type="dxa"/>
+          </w:tcPr>
+          <w:p>
+            <w:pPr>
+              <w:spacing w:line="288" w:lineRule="auto"/>
+              <w:ind w:right="-1"/>
+              <w:rPr>
+                <w:rFonts w:ascii="Arial" w:hAnsi="Arial" w:cs="Arial"/>
+              </w:rPr>
+            </w:pPr>
+            <w:r>
+              <w:rPr>
+                <w:rFonts w:ascii="Arial" w:hAnsi="Arial" w:cs="Arial"/>
+              </w:rPr>
+              <w:t>Folie</w:t>
+            </w:r>
+          </w:p>
+        </w:tc>
+        <w:tc>
+          <w:tcPr>
+            <w:tcW w:w="1531" w:type="dxa"/>
+          </w:tcPr>
+          <w:p>
+            <w:pPr>
+              <w:spacing w:line="288" w:lineRule="auto"/>
+              <w:ind w:right="-1"/>
+              <w:rPr>
+                <w:rFonts w:ascii="Arial" w:hAnsi="Arial" w:cs="Arial"/>
+              </w:rPr>
+            </w:pPr>
+            <w:r>
+              <w:rPr>
+                <w:rFonts w:ascii="Arial" w:hAnsi="Arial" w:cs="Arial"/>
+              </w:rPr>
+              <w:t>A – Auswerten</w:t>
             </w:r>
           </w:p>
         </w:tc>
@@ -528,6 +1151,7 @@
           <w:sz w:val="22"/>
           <w:szCs w:val="22"/>
         </w:rPr>
+        <w:lastRenderedPageBreak/>
         <w:t>Organisation/Material</w:t>
       </w:r>
     </w:p>
@@ -553,6 +1177,12 @@
         </w:rPr>
         <w:t>Unterlagen für Teilnehmende</w:t>
       </w:r>
+      <w:r>
+        <w:rPr>
+          <w:rFonts w:ascii="Arial" w:hAnsi="Arial" w:cs="Arial"/>
+        </w:rPr>
+        <w:t>: Handout (1 Seite)</w:t>
+      </w:r>
     </w:p>
     <w:p>
       <w:pPr>
@@ -576,6 +1206,12 @@
         </w:rPr>
         <w:t>Zielplakat</w:t>
       </w:r>
+      <w:r>
+        <w:rPr>
+          <w:rFonts w:ascii="Arial" w:hAnsi="Arial" w:cs="Arial"/>
+        </w:rPr>
+        <w:t>: 3 Lernziele (Folie / Flipchart)</w:t>
+      </w:r>
     </w:p>
     <w:p>
       <w:pPr>
@@ -599,6 +1235,12 @@
         </w:rPr>
         <w:t>Programmplakat</w:t>
       </w:r>
+      <w:r>
+        <w:rPr>
+          <w:rFonts w:ascii="Arial" w:hAnsi="Arial" w:cs="Arial"/>
+        </w:rPr>
+        <w:t>: Ablauf ARIVA – 5 Phasen mit Zeiten (Folie)</w:t>
+      </w:r>
     </w:p>
     <w:p>
       <w:pPr>
@@ -622,6 +1264,90 @@
         </w:rPr>
         <w:t>Hilfsmittel</w:t>
       </w:r>
+      <w:r>
+        <w:rPr>
+          <w:rFonts w:ascii="Arial" w:hAnsi="Arial" w:cs="Arial"/>
+        </w:rPr>
+        <w:t xml:space="preserve">: </w:t>
+      </w:r>
+      <w:proofErr w:type="spellStart"/>
+      <w:r>
+        <w:rPr>
+          <w:rFonts w:ascii="Arial" w:hAnsi="Arial" w:cs="Arial"/>
+        </w:rPr>
+        <w:t>Beamer</w:t>
+      </w:r>
+      <w:proofErr w:type="spellEnd"/>
+      <w:r>
+        <w:rPr>
+          <w:rFonts w:ascii="Arial" w:hAnsi="Arial" w:cs="Arial"/>
+        </w:rPr>
+        <w:t>, Laptop mit Internet, WLAN</w:t>
+      </w:r>
+      <w:r>
+        <w:rPr>
+          <w:rFonts w:ascii="Arial" w:hAnsi="Arial" w:cs="Arial"/>
+        </w:rPr>
+        <w:t>,</w:t>
+      </w:r>
+      <w:r>
+        <w:rPr>
+          <w:rFonts w:ascii="Arial" w:hAnsi="Arial" w:cs="Arial"/>
+        </w:rPr>
+        <w:t xml:space="preserve"> Smartphones/Laptops der Teilnehmenden</w:t>
+      </w:r>
+      <w:r>
+        <w:rPr>
+          <w:rFonts w:ascii="Arial" w:hAnsi="Arial" w:cs="Arial"/>
+        </w:rPr>
+        <w:t>,</w:t>
+      </w:r>
+      <w:r>
+        <w:rPr>
+          <w:rFonts w:ascii="Arial" w:hAnsi="Arial" w:cs="Arial"/>
+        </w:rPr>
+        <w:t xml:space="preserve"> Google-Konto (</w:t>
+      </w:r>
+      <w:proofErr w:type="gramStart"/>
+      <w:r>
+        <w:rPr>
+          <w:rFonts w:ascii="Arial" w:hAnsi="Arial" w:cs="Arial"/>
+        </w:rPr>
+        <w:t>AI Studio</w:t>
+      </w:r>
+      <w:proofErr w:type="gramEnd"/>
+      <w:r>
+        <w:rPr>
+          <w:rFonts w:ascii="Arial" w:hAnsi="Arial" w:cs="Arial"/>
+        </w:rPr>
+        <w:t xml:space="preserve">, </w:t>
+      </w:r>
+      <w:proofErr w:type="spellStart"/>
+      <w:r>
+        <w:rPr>
+          <w:rFonts w:ascii="Arial" w:hAnsi="Arial" w:cs="Arial"/>
+        </w:rPr>
+        <w:t>Build</w:t>
+      </w:r>
+      <w:proofErr w:type="spellEnd"/>
+      <w:r>
+        <w:rPr>
+          <w:rFonts w:ascii="Arial" w:hAnsi="Arial" w:cs="Arial"/>
+        </w:rPr>
+        <w:t>-Modus)</w:t>
+      </w:r>
+      <w:r>
+        <w:rPr>
+          <w:rFonts w:ascii="Arial" w:hAnsi="Arial" w:cs="Arial"/>
+        </w:rPr>
+        <w:t>,</w:t>
+      </w:r>
+      <w:r>
+        <w:rPr>
+          <w:rFonts w:ascii="Arial" w:hAnsi="Arial" w:cs="Arial"/>
+        </w:rPr>
+        <w:t xml:space="preserve"> Prompt-Baukasten + QR</w:t>
+      </w:r>
     </w:p>
     <w:p>
       <w:pPr>
@@ -644,7 +1370,38 @@
         </w:rPr>
         <w:t>Einrichtung Kursraum / Onlineraum</w:t>
       </w:r>
+      <w:r>
+        <w:rPr>
+          <w:rFonts w:ascii="Arial" w:hAnsi="Arial" w:cs="Arial"/>
+        </w:rPr>
+        <w:t>: Präsenz</w:t>
+      </w:r>
+      <w:r>
+        <w:rPr>
+          <w:rFonts w:ascii="Arial" w:hAnsi="Arial" w:cs="Arial"/>
+        </w:rPr>
+        <w:t>,</w:t>
+      </w:r>
+      <w:r>
+        <w:rPr>
+          <w:rFonts w:ascii="Arial" w:hAnsi="Arial" w:cs="Arial"/>
+        </w:rPr>
+        <w:t xml:space="preserve"> Beamer/Bildschirm für alle sichtbar</w:t>
+      </w:r>
+      <w:r>
+        <w:rPr>
+          <w:rFonts w:ascii="Arial" w:hAnsi="Arial" w:cs="Arial"/>
+        </w:rPr>
+        <w:t>,</w:t>
+      </w:r>
+      <w:r>
+        <w:rPr>
+          <w:rFonts w:ascii="Arial" w:hAnsi="Arial" w:cs="Arial"/>
+        </w:rPr>
+        <w:t xml:space="preserve"> WLAN und Steckdosen vorgängig geprüft</w:t>
+      </w:r>
     </w:p>
+    <w:p/>
     <w:sectPr>
       <w:headerReference w:type="default" r:id="rId7"/>
       <w:footerReference w:type="default" r:id="rId8"/>
